--- a/Final Submission/UAT.docx
+++ b/Final Submission/UAT.docx
@@ -5579,7 +5579,7 @@
           </mc:Choice>
           <mc:Fallback>
             <w:pict>
-              <v:rect w14:anchorId="7661F9BA" id="Rectangle 1" o:spid="_x0000_s1026" style="position:absolute;margin-left:-18.4pt;margin-top:6.95pt;width:496.45pt;height:202.6pt;z-index:251659264;visibility:visible;mso-wrap-style:square;mso-height-percent:0;mso-wrap-distance-left:9pt;mso-wrap-distance-top:0;mso-wrap-distance-right:9pt;mso-wrap-distance-bottom:0;mso-position-horizontal:absolute;mso-position-horizontal-relative:text;mso-position-vertical:absolute;mso-position-vertical-relative:text;mso-height-percent:0;mso-height-relative:margin;v-text-anchor:middle" o:gfxdata="UEsDBBQABgAIAAAAIQC2gziS/gAAAOEBAAATAAAAW0NvbnRlbnRfVHlwZXNdLnhtbJSRQU7DMBBF&#10;90jcwfIWJU67QAgl6YK0S0CoHGBkTxKLZGx5TGhvj5O2G0SRWNoz/78nu9wcxkFMGNg6quQqL6RA&#10;0s5Y6ir5vt9lD1JwBDIwOMJKHpHlpr69KfdHjyxSmriSfYz+USnWPY7AufNIadK6MEJMx9ApD/oD&#10;OlTrorhX2lFEilmcO2RdNtjC5xDF9pCuTyYBB5bi6bQ4syoJ3g9WQ0ymaiLzg5KdCXlKLjvcW893&#10;SUOqXwnz5DrgnHtJTxOsQfEKIT7DmDSUCaxw7Rqn8787ZsmRM9e2VmPeBN4uqYvTtW7jvijg9N/y&#10;JsXecLq0q+WD6m8AAAD//wMAUEsDBBQABgAIAAAAIQA4/SH/1gAAAJQBAAALAAAAX3JlbHMvLnJl&#10;bHOkkMFqwzAMhu+DvYPRfXGawxijTi+j0GvpHsDYimMaW0Yy2fr2M4PBMnrbUb/Q94l/f/hMi1qR&#10;JVI2sOt6UJgd+ZiDgffL8ekFlFSbvV0oo4EbChzGx4f9GRdb25HMsYhqlCwG5lrLq9biZkxWOiqY&#10;22YiTra2kYMu1l1tQD30/bPm3wwYN0x18gb45AdQl1tp5j/sFB2T0FQ7R0nTNEV3j6o9feQzro1i&#10;OWA14Fm+Q8a1a8+Bvu/d/dMb2JY5uiPbhG/ktn4cqGU/er3pcvwCAAD//wMAUEsDBBQABgAIAAAA&#10;IQBmTu7YfwIAAF8FAAAOAAAAZHJzL2Uyb0RvYy54bWysVMFu2zAMvQ/YPwi6r7bTpFmDOkWQosOA&#10;og3WDj0rshQLkEVNUuJkXz9KdpysK3YYdrFFkXwkn0je3O4bTXbCeQWmpMVFTokwHCplNiX9/nL/&#10;6TMlPjBTMQ1GlPQgPL2df/xw09qZGEENuhKOIIjxs9aWtA7BzrLM81o0zF+AFQaVElzDAopuk1WO&#10;tYje6GyU51dZC66yDrjwHm/vOiWdJ3wpBQ9PUnoRiC4p5hbS16XvOn6z+Q2bbRyzteJ9GuwfsmiY&#10;Mhh0gLpjgZGtU39ANYo78CDDBYcmAykVF6kGrKbI31TzXDMrUi1IjrcDTf7/wfLH3bNdOaShtX7m&#10;8Rir2EvXxD/mR/aJrMNAltgHwvHy6jKfFPmUEo660WR6mU+vI53Zyd06H74IaEg8lNThaySS2O7B&#10;h870aBKjGbhXWqcX0SZeeNCqindJiC0hltqRHcPHXG+KPtqZFcaOntmplnQKBy0ihDbfhCSqwuxH&#10;KZHUZidMxrkwoehUNatEF6qY5HnqFIQfPFKhCTAiS0xywO4Bfs/3iN2V3dtHV5G6dHDO/5ZY5zx4&#10;pMhgwuDcKAPuPQCNVfWRO/sjSR01kaU1VIeVIw66GfGW3yt8tgfmw4o5HAocHxz08IQfqaEtKfQn&#10;SmpwP9+7j/bYq6ilpMUhK6n/sWVOUKK/Guzi62I8jlOZhPFkOkLBnWvW5xqzbZaAT1/gSrE8HaN9&#10;0MejdNC84j5YxKioYoZj7JLy4I7CMnTDjxuFi8UimeEkWhYezLPlETyyGtvyZf/KnO17N2DbP8Jx&#10;INnsTQt3ttHTwGIbQKrU3ydee75xilPj9BsnrolzOVmd9uL8FwAAAP//AwBQSwMEFAAGAAgAAAAh&#10;ADOO6mLfAAAACgEAAA8AAABkcnMvZG93bnJldi54bWxMj81OwzAQhO9IvIO1SNxaxxTSJo1TISQk&#10;JE4EBNdt7DoR8U9jNw1vz3Kix9GMZr6pdrMd2KTH2HsnQSwzYNq1XvXOSPh4f15sgMWETuHgnZbw&#10;oyPs6uurCkvlz+5NT00yjEpcLFFCl1IoOY9tpy3GpQ/akXfwo8VEcjRcjXimcjvwuyzLucXe0UKH&#10;QT91uv1uTlaCyV8O4UvgdHzlofk0zXG9nlDK25v5cQss6Tn9h+EPn9ChJqa9PzkV2SBhscoJPZGx&#10;KoBRoHjIBbC9hHtRCOB1xS8v1L8AAAD//wMAUEsBAi0AFAAGAAgAAAAhALaDOJL+AAAA4QEAABMA&#10;AAAAAAAAAAAAAAAAAAAAAFtDb250ZW50X1R5cGVzXS54bWxQSwECLQAUAAYACAAAACEAOP0h/9YA&#10;AACUAQAACwAAAAAAAAAAAAAAAAAvAQAAX3JlbHMvLnJlbHNQSwECLQAUAAYACAAAACEAZk7u2H8C&#10;AABfBQAADgAAAAAAAAAAAAAAAAAuAgAAZHJzL2Uyb0RvYy54bWxQSwECLQAUAAYACAAAACEAM47q&#10;Yt8AAAAKAQAADwAAAAAAAAAAAAAAAADZBAAAZHJzL2Rvd25yZXYueG1sUEsFBgAAAAAEAAQA8wAA&#10;AOUFAAAAAA==&#10;" filled="f" strokecolor="white [3212]" strokeweight="1pt"/>
+              <v:rect w14:anchorId="585145A5" id="Rectangle 1" o:spid="_x0000_s1026" style="position:absolute;margin-left:-18.4pt;margin-top:6.95pt;width:496.45pt;height:202.6pt;z-index:251659264;visibility:visible;mso-wrap-style:square;mso-height-percent:0;mso-wrap-distance-left:9pt;mso-wrap-distance-top:0;mso-wrap-distance-right:9pt;mso-wrap-distance-bottom:0;mso-position-horizontal:absolute;mso-position-horizontal-relative:text;mso-position-vertical:absolute;mso-position-vertical-relative:text;mso-height-percent:0;mso-height-relative:margin;v-text-anchor:middle" o:gfxdata="UEsDBBQABgAIAAAAIQC2gziS/gAAAOEBAAATAAAAW0NvbnRlbnRfVHlwZXNdLnhtbJSRQU7DMBBF&#10;90jcwfIWJU67QAgl6YK0S0CoHGBkTxKLZGx5TGhvj5O2G0SRWNoz/78nu9wcxkFMGNg6quQqL6RA&#10;0s5Y6ir5vt9lD1JwBDIwOMJKHpHlpr69KfdHjyxSmriSfYz+USnWPY7AufNIadK6MEJMx9ApD/oD&#10;OlTrorhX2lFEilmcO2RdNtjC5xDF9pCuTyYBB5bi6bQ4syoJ3g9WQ0ymaiLzg5KdCXlKLjvcW893&#10;SUOqXwnz5DrgnHtJTxOsQfEKIT7DmDSUCaxw7Rqn8787ZsmRM9e2VmPeBN4uqYvTtW7jvijg9N/y&#10;JsXecLq0q+WD6m8AAAD//wMAUEsDBBQABgAIAAAAIQA4/SH/1gAAAJQBAAALAAAAX3JlbHMvLnJl&#10;bHOkkMFqwzAMhu+DvYPRfXGawxijTi+j0GvpHsDYimMaW0Yy2fr2M4PBMnrbUb/Q94l/f/hMi1qR&#10;JVI2sOt6UJgd+ZiDgffL8ekFlFSbvV0oo4EbChzGx4f9GRdb25HMsYhqlCwG5lrLq9biZkxWOiqY&#10;22YiTra2kYMu1l1tQD30/bPm3wwYN0x18gb45AdQl1tp5j/sFB2T0FQ7R0nTNEV3j6o9feQzro1i&#10;OWA14Fm+Q8a1a8+Bvu/d/dMb2JY5uiPbhG/ktn4cqGU/er3pcvwCAAD//wMAUEsDBBQABgAIAAAA&#10;IQBmTu7YfwIAAF8FAAAOAAAAZHJzL2Uyb0RvYy54bWysVMFu2zAMvQ/YPwi6r7bTpFmDOkWQosOA&#10;og3WDj0rshQLkEVNUuJkXz9KdpysK3YYdrFFkXwkn0je3O4bTXbCeQWmpMVFTokwHCplNiX9/nL/&#10;6TMlPjBTMQ1GlPQgPL2df/xw09qZGEENuhKOIIjxs9aWtA7BzrLM81o0zF+AFQaVElzDAopuk1WO&#10;tYje6GyU51dZC66yDrjwHm/vOiWdJ3wpBQ9PUnoRiC4p5hbS16XvOn6z+Q2bbRyzteJ9GuwfsmiY&#10;Mhh0gLpjgZGtU39ANYo78CDDBYcmAykVF6kGrKbI31TzXDMrUi1IjrcDTf7/wfLH3bNdOaShtX7m&#10;8Rir2EvXxD/mR/aJrMNAltgHwvHy6jKfFPmUEo660WR6mU+vI53Zyd06H74IaEg8lNThaySS2O7B&#10;h870aBKjGbhXWqcX0SZeeNCqindJiC0hltqRHcPHXG+KPtqZFcaOntmplnQKBy0ihDbfhCSqwuxH&#10;KZHUZidMxrkwoehUNatEF6qY5HnqFIQfPFKhCTAiS0xywO4Bfs/3iN2V3dtHV5G6dHDO/5ZY5zx4&#10;pMhgwuDcKAPuPQCNVfWRO/sjSR01kaU1VIeVIw66GfGW3yt8tgfmw4o5HAocHxz08IQfqaEtKfQn&#10;SmpwP9+7j/bYq6ilpMUhK6n/sWVOUKK/Guzi62I8jlOZhPFkOkLBnWvW5xqzbZaAT1/gSrE8HaN9&#10;0MejdNC84j5YxKioYoZj7JLy4I7CMnTDjxuFi8UimeEkWhYezLPlETyyGtvyZf/KnO17N2DbP8Jx&#10;INnsTQt3ttHTwGIbQKrU3ydee75xilPj9BsnrolzOVmd9uL8FwAAAP//AwBQSwMEFAAGAAgAAAAh&#10;ADOO6mLfAAAACgEAAA8AAABkcnMvZG93bnJldi54bWxMj81OwzAQhO9IvIO1SNxaxxTSJo1TISQk&#10;JE4EBNdt7DoR8U9jNw1vz3Kix9GMZr6pdrMd2KTH2HsnQSwzYNq1XvXOSPh4f15sgMWETuHgnZbw&#10;oyPs6uurCkvlz+5NT00yjEpcLFFCl1IoOY9tpy3GpQ/akXfwo8VEcjRcjXimcjvwuyzLucXe0UKH&#10;QT91uv1uTlaCyV8O4UvgdHzlofk0zXG9nlDK25v5cQss6Tn9h+EPn9ChJqa9PzkV2SBhscoJPZGx&#10;KoBRoHjIBbC9hHtRCOB1xS8v1L8AAAD//wMAUEsBAi0AFAAGAAgAAAAhALaDOJL+AAAA4QEAABMA&#10;AAAAAAAAAAAAAAAAAAAAAFtDb250ZW50X1R5cGVzXS54bWxQSwECLQAUAAYACAAAACEAOP0h/9YA&#10;AACUAQAACwAAAAAAAAAAAAAAAAAvAQAAX3JlbHMvLnJlbHNQSwECLQAUAAYACAAAACEAZk7u2H8C&#10;AABfBQAADgAAAAAAAAAAAAAAAAAuAgAAZHJzL2Uyb0RvYy54bWxQSwECLQAUAAYACAAAACEAM47q&#10;Yt8AAAAKAQAADwAAAAAAAAAAAAAAAADZBAAAZHJzL2Rvd25yZXYueG1sUEsFBgAAAAAEAAQA8wAA&#10;AOUFAAAAAA==&#10;" filled="f" strokecolor="white [3212]" strokeweight="1pt"/>
             </w:pict>
           </mc:Fallback>
         </mc:AlternateContent>

--- a/Final Submission/UAT.docx
+++ b/Final Submission/UAT.docx
@@ -88,10 +88,7 @@
       </w:r>
       <w:r>
         <w:tab/>
-        <w:t xml:space="preserve">               </w:t>
-      </w:r>
-      <w:r>
-        <w:t>UAT prepared by: Nicholai Baes</w:t>
+        <w:t xml:space="preserve">               UAT prepared by: Nicholai Baes</w:t>
       </w:r>
       <w:r>
         <w:br/>
@@ -1805,10 +1802,7 @@
             </w:r>
             <w:proofErr w:type="spellEnd"/>
             <w:r>
-              <w:t xml:space="preserve"> </w:t>
-            </w:r>
-            <w:r>
-              <w:t>mini game</w:t>
+              <w:t xml:space="preserve"> mini game</w:t>
             </w:r>
           </w:p>
         </w:tc>
@@ -2964,8 +2958,14 @@
           <w:ilvl w:val="0"/>
           <w:numId w:val="17"/>
         </w:numPr>
-      </w:pPr>
-      <w:r>
+        <w:rPr>
+          <w:lang w:val="fr-FR"/>
+        </w:rPr>
+      </w:pPr>
+      <w:r>
+        <w:rPr>
+          <w:lang w:val="fr-FR"/>
+        </w:rPr>
         <w:t xml:space="preserve">confirmation page displays correct values. </w:t>
       </w:r>
     </w:p>
@@ -3453,9 +3453,43 @@
           <w:ilvl w:val="0"/>
           <w:numId w:val="26"/>
         </w:numPr>
-      </w:pPr>
-      <w:r>
-        <w:t xml:space="preserve">AI produces usable multiple-choice JSON question pack, </w:t>
+        <w:rPr>
+          <w:lang w:val="fr-FR"/>
+        </w:rPr>
+      </w:pPr>
+      <w:r>
+        <w:rPr>
+          <w:lang w:val="fr-FR"/>
+        </w:rPr>
+        <w:t xml:space="preserve">AI </w:t>
+      </w:r>
+      <w:proofErr w:type="spellStart"/>
+      <w:r>
+        <w:rPr>
+          <w:lang w:val="fr-FR"/>
+        </w:rPr>
+        <w:t>produces</w:t>
+      </w:r>
+      <w:proofErr w:type="spellEnd"/>
+      <w:r>
+        <w:rPr>
+          <w:lang w:val="fr-FR"/>
+        </w:rPr>
+        <w:t xml:space="preserve"> usable multiple-</w:t>
+      </w:r>
+      <w:proofErr w:type="spellStart"/>
+      <w:r>
+        <w:rPr>
+          <w:lang w:val="fr-FR"/>
+        </w:rPr>
+        <w:t>choice</w:t>
+      </w:r>
+      <w:proofErr w:type="spellEnd"/>
+      <w:r>
+        <w:rPr>
+          <w:lang w:val="fr-FR"/>
+        </w:rPr>
+        <w:t xml:space="preserve"> JSON question pack, </w:t>
       </w:r>
     </w:p>
     <w:p>
@@ -5514,16 +5548,16 @@
         <mc:AlternateContent>
           <mc:Choice Requires="wps">
             <w:drawing>
-              <wp:anchor distT="0" distB="0" distL="114300" distR="114300" simplePos="0" relativeHeight="251659264" behindDoc="0" locked="0" layoutInCell="1" allowOverlap="1" wp14:anchorId="0A486B9C" wp14:editId="37D1EF2E">
+              <wp:anchor distT="0" distB="0" distL="114300" distR="114300" simplePos="0" relativeHeight="251659264" behindDoc="0" locked="0" layoutInCell="1" allowOverlap="1" wp14:anchorId="0A486B9C" wp14:editId="1EDEB469">
                 <wp:simplePos x="0" y="0"/>
                 <wp:positionH relativeFrom="column">
-                  <wp:posOffset>-233916</wp:posOffset>
+                  <wp:posOffset>-234950</wp:posOffset>
                 </wp:positionH>
                 <wp:positionV relativeFrom="paragraph">
-                  <wp:posOffset>88206</wp:posOffset>
+                  <wp:posOffset>88900</wp:posOffset>
                 </wp:positionV>
-                <wp:extent cx="6305107" cy="2573079"/>
-                <wp:effectExtent l="0" t="0" r="19685" b="17780"/>
+                <wp:extent cx="6305107" cy="3282950"/>
+                <wp:effectExtent l="0" t="0" r="19685" b="12700"/>
                 <wp:wrapNone/>
                 <wp:docPr id="447205541" name="Rectangle 1"/>
                 <wp:cNvGraphicFramePr/>
@@ -5534,7 +5568,7 @@
                       <wps:spPr>
                         <a:xfrm>
                           <a:off x="0" y="0"/>
-                          <a:ext cx="6305107" cy="2573079"/>
+                          <a:ext cx="6305107" cy="3282950"/>
                         </a:xfrm>
                         <a:prstGeom prst="rect">
                           <a:avLst/>
@@ -5579,7 +5613,7 @@
           </mc:Choice>
           <mc:Fallback>
             <w:pict>
-              <v:rect w14:anchorId="585145A5" id="Rectangle 1" o:spid="_x0000_s1026" style="position:absolute;margin-left:-18.4pt;margin-top:6.95pt;width:496.45pt;height:202.6pt;z-index:251659264;visibility:visible;mso-wrap-style:square;mso-height-percent:0;mso-wrap-distance-left:9pt;mso-wrap-distance-top:0;mso-wrap-distance-right:9pt;mso-wrap-distance-bottom:0;mso-position-horizontal:absolute;mso-position-horizontal-relative:text;mso-position-vertical:absolute;mso-position-vertical-relative:text;mso-height-percent:0;mso-height-relative:margin;v-text-anchor:middle" o:gfxdata="UEsDBBQABgAIAAAAIQC2gziS/gAAAOEBAAATAAAAW0NvbnRlbnRfVHlwZXNdLnhtbJSRQU7DMBBF&#10;90jcwfIWJU67QAgl6YK0S0CoHGBkTxKLZGx5TGhvj5O2G0SRWNoz/78nu9wcxkFMGNg6quQqL6RA&#10;0s5Y6ir5vt9lD1JwBDIwOMJKHpHlpr69KfdHjyxSmriSfYz+USnWPY7AufNIadK6MEJMx9ApD/oD&#10;OlTrorhX2lFEilmcO2RdNtjC5xDF9pCuTyYBB5bi6bQ4syoJ3g9WQ0ymaiLzg5KdCXlKLjvcW893&#10;SUOqXwnz5DrgnHtJTxOsQfEKIT7DmDSUCaxw7Rqn8787ZsmRM9e2VmPeBN4uqYvTtW7jvijg9N/y&#10;JsXecLq0q+WD6m8AAAD//wMAUEsDBBQABgAIAAAAIQA4/SH/1gAAAJQBAAALAAAAX3JlbHMvLnJl&#10;bHOkkMFqwzAMhu+DvYPRfXGawxijTi+j0GvpHsDYimMaW0Yy2fr2M4PBMnrbUb/Q94l/f/hMi1qR&#10;JVI2sOt6UJgd+ZiDgffL8ekFlFSbvV0oo4EbChzGx4f9GRdb25HMsYhqlCwG5lrLq9biZkxWOiqY&#10;22YiTra2kYMu1l1tQD30/bPm3wwYN0x18gb45AdQl1tp5j/sFB2T0FQ7R0nTNEV3j6o9feQzro1i&#10;OWA14Fm+Q8a1a8+Bvu/d/dMb2JY5uiPbhG/ktn4cqGU/er3pcvwCAAD//wMAUEsDBBQABgAIAAAA&#10;IQBmTu7YfwIAAF8FAAAOAAAAZHJzL2Uyb0RvYy54bWysVMFu2zAMvQ/YPwi6r7bTpFmDOkWQosOA&#10;og3WDj0rshQLkEVNUuJkXz9KdpysK3YYdrFFkXwkn0je3O4bTXbCeQWmpMVFTokwHCplNiX9/nL/&#10;6TMlPjBTMQ1GlPQgPL2df/xw09qZGEENuhKOIIjxs9aWtA7BzrLM81o0zF+AFQaVElzDAopuk1WO&#10;tYje6GyU51dZC66yDrjwHm/vOiWdJ3wpBQ9PUnoRiC4p5hbS16XvOn6z+Q2bbRyzteJ9GuwfsmiY&#10;Mhh0gLpjgZGtU39ANYo78CDDBYcmAykVF6kGrKbI31TzXDMrUi1IjrcDTf7/wfLH3bNdOaShtX7m&#10;8Rir2EvXxD/mR/aJrMNAltgHwvHy6jKfFPmUEo660WR6mU+vI53Zyd06H74IaEg8lNThaySS2O7B&#10;h870aBKjGbhXWqcX0SZeeNCqindJiC0hltqRHcPHXG+KPtqZFcaOntmplnQKBy0ihDbfhCSqwuxH&#10;KZHUZidMxrkwoehUNatEF6qY5HnqFIQfPFKhCTAiS0xywO4Bfs/3iN2V3dtHV5G6dHDO/5ZY5zx4&#10;pMhgwuDcKAPuPQCNVfWRO/sjSR01kaU1VIeVIw66GfGW3yt8tgfmw4o5HAocHxz08IQfqaEtKfQn&#10;SmpwP9+7j/bYq6ilpMUhK6n/sWVOUKK/Guzi62I8jlOZhPFkOkLBnWvW5xqzbZaAT1/gSrE8HaN9&#10;0MejdNC84j5YxKioYoZj7JLy4I7CMnTDjxuFi8UimeEkWhYezLPlETyyGtvyZf/KnO17N2DbP8Jx&#10;INnsTQt3ttHTwGIbQKrU3ydee75xilPj9BsnrolzOVmd9uL8FwAAAP//AwBQSwMEFAAGAAgAAAAh&#10;ADOO6mLfAAAACgEAAA8AAABkcnMvZG93bnJldi54bWxMj81OwzAQhO9IvIO1SNxaxxTSJo1TISQk&#10;JE4EBNdt7DoR8U9jNw1vz3Kix9GMZr6pdrMd2KTH2HsnQSwzYNq1XvXOSPh4f15sgMWETuHgnZbw&#10;oyPs6uurCkvlz+5NT00yjEpcLFFCl1IoOY9tpy3GpQ/akXfwo8VEcjRcjXimcjvwuyzLucXe0UKH&#10;QT91uv1uTlaCyV8O4UvgdHzlofk0zXG9nlDK25v5cQss6Tn9h+EPn9ChJqa9PzkV2SBhscoJPZGx&#10;KoBRoHjIBbC9hHtRCOB1xS8v1L8AAAD//wMAUEsBAi0AFAAGAAgAAAAhALaDOJL+AAAA4QEAABMA&#10;AAAAAAAAAAAAAAAAAAAAAFtDb250ZW50X1R5cGVzXS54bWxQSwECLQAUAAYACAAAACEAOP0h/9YA&#10;AACUAQAACwAAAAAAAAAAAAAAAAAvAQAAX3JlbHMvLnJlbHNQSwECLQAUAAYACAAAACEAZk7u2H8C&#10;AABfBQAADgAAAAAAAAAAAAAAAAAuAgAAZHJzL2Uyb0RvYy54bWxQSwECLQAUAAYACAAAACEAM47q&#10;Yt8AAAAKAQAADwAAAAAAAAAAAAAAAADZBAAAZHJzL2Rvd25yZXYueG1sUEsFBgAAAAAEAAQA8wAA&#10;AOUFAAAAAA==&#10;" filled="f" strokecolor="white [3212]" strokeweight="1pt"/>
+              <v:rect w14:anchorId="2A4411BD" id="Rectangle 1" o:spid="_x0000_s1026" style="position:absolute;margin-left:-18.5pt;margin-top:7pt;width:496.45pt;height:258.5pt;z-index:251659264;visibility:visible;mso-wrap-style:square;mso-height-percent:0;mso-wrap-distance-left:9pt;mso-wrap-distance-top:0;mso-wrap-distance-right:9pt;mso-wrap-distance-bottom:0;mso-position-horizontal:absolute;mso-position-horizontal-relative:text;mso-position-vertical:absolute;mso-position-vertical-relative:text;mso-height-percent:0;mso-height-relative:margin;v-text-anchor:middle" o:gfxdata="UEsDBBQABgAIAAAAIQC2gziS/gAAAOEBAAATAAAAW0NvbnRlbnRfVHlwZXNdLnhtbJSRQU7DMBBF&#10;90jcwfIWJU67QAgl6YK0S0CoHGBkTxKLZGx5TGhvj5O2G0SRWNoz/78nu9wcxkFMGNg6quQqL6RA&#10;0s5Y6ir5vt9lD1JwBDIwOMJKHpHlpr69KfdHjyxSmriSfYz+USnWPY7AufNIadK6MEJMx9ApD/oD&#10;OlTrorhX2lFEilmcO2RdNtjC5xDF9pCuTyYBB5bi6bQ4syoJ3g9WQ0ymaiLzg5KdCXlKLjvcW893&#10;SUOqXwnz5DrgnHtJTxOsQfEKIT7DmDSUCaxw7Rqn8787ZsmRM9e2VmPeBN4uqYvTtW7jvijg9N/y&#10;JsXecLq0q+WD6m8AAAD//wMAUEsDBBQABgAIAAAAIQA4/SH/1gAAAJQBAAALAAAAX3JlbHMvLnJl&#10;bHOkkMFqwzAMhu+DvYPRfXGawxijTi+j0GvpHsDYimMaW0Yy2fr2M4PBMnrbUb/Q94l/f/hMi1qR&#10;JVI2sOt6UJgd+ZiDgffL8ekFlFSbvV0oo4EbChzGx4f9GRdb25HMsYhqlCwG5lrLq9biZkxWOiqY&#10;22YiTra2kYMu1l1tQD30/bPm3wwYN0x18gb45AdQl1tp5j/sFB2T0FQ7R0nTNEV3j6o9feQzro1i&#10;OWA14Fm+Q8a1a8+Bvu/d/dMb2JY5uiPbhG/ktn4cqGU/er3pcvwCAAD//wMAUEsDBBQABgAIAAAA&#10;IQD+djp/fwIAAF8FAAAOAAAAZHJzL2Uyb0RvYy54bWysVEtv2zAMvg/YfxB0X22nTR9BnSJo0WFA&#10;0QZth54VWYoFyKImKXGyXz9KfiTrih2GXWxRJD+Sn0he3+waTbbCeQWmpMVJTokwHCpl1iX9/nr/&#10;5ZISH5ipmAYjSroXnt7MP3+6bu1MTKAGXQlHEMT4WWtLWodgZ1nmeS0a5k/ACoNKCa5hAUW3zirH&#10;WkRvdDbJ8/OsBVdZB1x4j7d3nZLOE76UgocnKb0IRJcUcwvp69J3Fb/Z/JrN1o7ZWvE+DfYPWTRM&#10;GQw6Qt2xwMjGqT+gGsUdeJDhhEOTgZSKi1QDVlPk76p5qZkVqRYkx9uRJv//YPnj9sUuHdLQWj/z&#10;eIxV7KRr4h/zI7tE1n4kS+wC4Xh5fppPi/yCEo6608nl5Gqa6MwO7tb58FVAQ+KhpA5fI5HEtg8+&#10;YEg0HUxiNAP3Suv0ItrECw9aVfEuCbElxK12ZMvwMVfrIj4eQhxZoRQ9s0Mt6RT2WkQIbZ6FJKrC&#10;7CcpkdRmB0zGuTCh6FQ1q0QXqpjm+VDa6JFCJ8CILDHJEbsH+D3fAbvLubePriJ16eic/y2xznn0&#10;SJHBhNG5UQbcRwAaq+ojd/YDSR01kaUVVPulIw66GfGW3yt8tgfmw5I5HAocHxz08IQfqaEtKfQn&#10;SmpwPz+6j/bYq6ilpMUhK6n/sWFOUKK/Geziq+LsLE5lEs6mFxMU3LFmdawxm+YW8OkLXCmWp2O0&#10;D3o4SgfNG+6DRYyKKmY4xi4pD24QbkM3/LhRuFgskhlOomXhwbxYHsEjq7EtX3dvzNm+dwO2/SMM&#10;A8lm71q4s42eBhabAFKl/j7w2vONU5wap984cU0cy8nqsBfnvwAAAP//AwBQSwMEFAAGAAgAAAAh&#10;AJmzuVrfAAAACgEAAA8AAABkcnMvZG93bnJldi54bWxMj8FOwzAQRO9I/IO1SNxaJ5Q0bYhTISQk&#10;JE4ERK/b2HUi4nUau2n4e5YTnFajGc2+KXez68VkxtB5UpAuExCGGq87sgo+3p8XGxAhImnsPRkF&#10;3ybArrq+KrHQ/kJvZqqjFVxCoUAFbYxDIWVoWuMwLP1giL2jHx1GlqOVesQLl7te3iXJWjrsiD+0&#10;OJin1jRf9dkpsOuX47BPcTq9yqH+tPUpzydU6vZmfnwAEc0c/8Lwi8/oUDHTwZ9JB9ErWKxy3hLZ&#10;uOfLgW2WbUEcFGSrNAFZlfL/hOoHAAD//wMAUEsBAi0AFAAGAAgAAAAhALaDOJL+AAAA4QEAABMA&#10;AAAAAAAAAAAAAAAAAAAAAFtDb250ZW50X1R5cGVzXS54bWxQSwECLQAUAAYACAAAACEAOP0h/9YA&#10;AACUAQAACwAAAAAAAAAAAAAAAAAvAQAAX3JlbHMvLnJlbHNQSwECLQAUAAYACAAAACEA/nY6f38C&#10;AABfBQAADgAAAAAAAAAAAAAAAAAuAgAAZHJzL2Uyb0RvYy54bWxQSwECLQAUAAYACAAAACEAmbO5&#10;Wt8AAAAKAQAADwAAAAAAAAAAAAAAAADZBAAAZHJzL2Rvd25yZXYueG1sUEsFBgAAAAAEAAQA8wAA&#10;AOUFAAAAAA==&#10;" filled="f" strokecolor="white [3212]" strokeweight="1pt"/>
             </w:pict>
           </mc:Fallback>
         </mc:AlternateContent>
@@ -5587,19 +5621,43 @@
     </w:p>
     <w:p>
       <w:r>
-        <w:t>I hereby accept this final product. (Yes / No)</w:t>
+        <w:t>I hereby accept this final product. (</w:t>
+      </w:r>
+      <w:r>
+        <w:rPr>
+          <w:highlight w:val="red"/>
+        </w:rPr>
+        <w:t>Yes</w:t>
+      </w:r>
+      <w:r>
+        <w:t xml:space="preserve"> / No)</w:t>
       </w:r>
     </w:p>
     <w:p>
       <w:r>
         <w:pict w14:anchorId="771844C1">
-          <v:rect id="_x0000_i1587" style="width:0;height:1.5pt" o:hralign="center" o:hrstd="t" o:hr="t" fillcolor="#a0a0a0" stroked="f"/>
+          <v:rect id="_x0000_i1025" style="width:0;height:1.5pt" o:hralign="center" o:hrstd="t" o:hr="t" fillcolor="#a0a0a0" stroked="f"/>
         </w:pict>
       </w:r>
     </w:p>
     <w:p>
       <w:r>
         <w:t>(Signature)</w:t>
+      </w:r>
+    </w:p>
+    <w:p>
+      <w:pPr>
+        <w:rPr>
+          <w:i/>
+          <w:iCs/>
+        </w:rPr>
+      </w:pPr>
+      <w:r>
+        <w:rPr>
+          <w:i/>
+          <w:iCs/>
+        </w:rPr>
+        <w:t xml:space="preserve">Rory Hopcraft </w:t>
       </w:r>
     </w:p>
     <w:p>
@@ -5622,7 +5680,10 @@
     </w:p>
     <w:p>
       <w:r>
-        <w:t>Date: __________________</w:t>
+        <w:t xml:space="preserve">Date: </w:t>
+      </w:r>
+      <w:r>
+        <w:t>05/05/26</w:t>
       </w:r>
     </w:p>
     <w:p/>
@@ -11241,6 +11302,7 @@
   <w:style w:type="character" w:default="1" w:styleId="DefaultParagraphFont">
     <w:name w:val="Default Paragraph Font"/>
     <w:uiPriority w:val="1"/>
+    <w:semiHidden/>
     <w:unhideWhenUsed/>
   </w:style>
   <w:style w:type="table" w:default="1" w:styleId="TableNormal">
